--- a/articulo 3/articulo_SVAR.docx
+++ b/articulo 3/articulo_SVAR.docx
@@ -126,7 +126,7 @@
           <w:b w:val="0"/>
           <w:sz w:val="24"/>
         </w:rPr>
-        <w:t>Docente: Alfredo Pelayo Calatayud Mendoza</w:t>
+        <w:t>Docente: [Nombre del docente]</w:t>
       </w:r>
     </w:p>
     <w:p/>
